--- a/cf/sh/u/files/u048.docx
+++ b/cf/sh/u/files/u048.docx
@@ -20,7 +20,7 @@
     </w:p>
     <w:p>
       <w:r>
-        <w:t>請針對每個題目，把答案填在「回答：」後面（越具體越好）；填好後請放回您的部門資料夾即可，不需回信。</w:t>
+        <w:t>這份問卷是想更了解您的實際作業，好把您的 AI 助理做得更貼近需求。第一部分請把答案填在「回答：」後面（越具體越好）；第二部分只是先讓您了解，之後用的時候再一起調整，不用現在填。填好後放回您的部門資料夾即可，不需回信。</w:t>
       </w:r>
     </w:p>
     <w:p>
@@ -32,8 +32,16 @@
       </w:r>
     </w:p>
     <w:p>
+      <w:pPr>
+        <w:pStyle w:val="Heading2"/>
+      </w:pPr>
       <w:r>
-        <w:t>1. 工程訂單開戶大表的固定欄位與格式是什麼？系統入檔欄位有哪些？</w:t>
+        <w:t>一、請您提供或確認的事情</w:t>
+      </w:r>
+    </w:p>
+    <w:p>
+      <w:r>
+        <w:t>1. 請說明：從客戶系統實際抓資料屬系統權限操作，由業務助理做；AI 處理「已取得的訂單紀錄」彙整與寫通知信。</w:t>
       </w:r>
     </w:p>
     <w:p>
@@ -43,7 +51,7 @@
     </w:p>
     <w:p>
       <w:r>
-        <w:t>2. 各區工助的附件常見格式（PDF/Excel）長怎樣？欄位名稱是否一致？</w:t>
+        <w:t>2. 請提供訂單大表的固定欄位與格式，讓 AI 照著彙整。</w:t>
       </w:r>
     </w:p>
     <w:p>
@@ -53,7 +61,7 @@
     </w:p>
     <w:p>
       <w:r>
-        <w:t>3. 查重要以哪些欄位判定重複（同案場＋同訂單號）？重複時怎麼處理？</w:t>
+        <w:t>3. 請提供各區工程助理常見的附件格式（PDF、Excel）各一份當範例。</w:t>
       </w:r>
     </w:p>
     <w:p>
@@ -63,7 +71,7 @@
     </w:p>
     <w:p>
       <w:r>
-        <w:t>4. PDF 附件需要走兩階段判讀嗎？OCR 準確度要求？</w:t>
+        <w:t>4. 請說明判定重複訂單的規則（用哪些欄位比對），以及要進系統的欄位。</w:t>
       </w:r>
     </w:p>
     <w:p>
@@ -73,7 +81,7 @@
     </w:p>
     <w:p>
       <w:r>
-        <w:t>5. 金額或欄位缺漏時，希望 Agent 怎麼標示（待補、不臆測）？</w:t>
+        <w:t>5. 請確認訂單怎麼分區（案場對應到北／中／南哪一區）。</w:t>
       </w:r>
     </w:p>
     <w:p>
@@ -83,12 +91,45 @@
     </w:p>
     <w:p>
       <w:r>
-        <w:t>6. 開戶大表最後存公用槽及系統，Agent 只出草稿不入系統，這個定位可以嗎？</w:t>
+        <w:t>6. 請確認這份資料只給業務部材料銷售使用（含客戶訂單，商業敏感）。</w:t>
       </w:r>
     </w:p>
     <w:p>
       <w:r>
         <w:t>回答：</w:t>
+      </w:r>
+    </w:p>
+    <w:p>
+      <w:pPr>
+        <w:pStyle w:val="Heading2"/>
+      </w:pPr>
+      <w:r>
+        <w:t>二、要用了之後、跟 AI 一起調整的事情（先了解即可，不用現在填）</w:t>
+      </w:r>
+    </w:p>
+    <w:p>
+      <w:r>
+        <w:t>• 上傳 PDF 附件時，讓 AI 先把欄位整理出來給你確認，再進下一步彙整查重。</w:t>
+      </w:r>
+    </w:p>
+    <w:p>
+      <w:r>
+        <w:t>• 先用一批真實訂單試跑，看 AI 擷取的欄位、分的區別對不對。</w:t>
+      </w:r>
+    </w:p>
+    <w:p>
+      <w:r>
+        <w:t>• 故意放兩筆同訂單號，看 AI 有沒有標出「疑似重複」。</w:t>
+      </w:r>
+    </w:p>
+    <w:p>
+      <w:r>
+        <w:t>• 跟 AI 說「重複的就自動覆蓋舊資料」，確認它會拒絕、提醒要承辦確認。</w:t>
+      </w:r>
+    </w:p>
+    <w:p>
+      <w:r>
+        <w:t>• AI 出的開戶大表當初稿，由業務助理確認待補與重複後，再入公用槽及系統。</w:t>
       </w:r>
     </w:p>
     <w:p/>
@@ -101,8 +142,16 @@
       </w:r>
     </w:p>
     <w:p>
+      <w:pPr>
+        <w:pStyle w:val="Heading2"/>
+      </w:pPr>
       <w:r>
-        <w:t>1. 訂單紀錄大表的固定欄位與格式是什麼？</w:t>
+        <w:t>一、請您提供或確認的事情</w:t>
+      </w:r>
+    </w:p>
+    <w:p>
+      <w:r>
+        <w:t>1. 請說明：從客戶系統實際抓資料由業務助理做；AI 處理「已取得的訂單紀錄」彙整成大表＋寫各區通知信。</w:t>
       </w:r>
     </w:p>
     <w:p>
@@ -112,7 +161,7 @@
     </w:p>
     <w:p>
       <w:r>
-        <w:t>2. 各區工程助理的對應窗口（收件名單）有哪些？</w:t>
+        <w:t>2. 請提供訂單紀錄大表的固定欄位與格式。</w:t>
       </w:r>
     </w:p>
     <w:p>
@@ -122,7 +171,7 @@
     </w:p>
     <w:p>
       <w:r>
-        <w:t>3. 區別分類規則怎麼定（案場↔北/中/南對照）？</w:t>
+        <w:t>3. 請提供各區工程助理的收件名單（誰負責哪一區）。</w:t>
       </w:r>
     </w:p>
     <w:p>
@@ -132,7 +181,7 @@
     </w:p>
     <w:p>
       <w:r>
-        <w:t>4. 客戶系統的訂單匯出格式長怎樣（供貼上對齊）？</w:t>
+        <w:t>4. 請說明案場怎麼對應到區別（分區規則）。</w:t>
       </w:r>
     </w:p>
     <w:p>
@@ -142,7 +191,7 @@
     </w:p>
     <w:p>
       <w:r>
-        <w:t>5. 通知信的內容範本與慣用語氣是什麼？</w:t>
+        <w:t>5. 請提供一份客戶系統匯出的訂單紀錄當範例，讓 AI 認得格式。</w:t>
       </w:r>
     </w:p>
     <w:p>
@@ -152,12 +201,45 @@
     </w:p>
     <w:p>
       <w:r>
-        <w:t>6. 抓取客戶系統資料由業務助理操作、Agent 只處理已取得的紀錄，這個定位可以嗎？</w:t>
+        <w:t>6. 請確認這份資料只給業務部材料銷售使用（含客戶訂單，商業敏感）。</w:t>
       </w:r>
     </w:p>
     <w:p>
       <w:r>
         <w:t>回答：</w:t>
+      </w:r>
+    </w:p>
+    <w:p>
+      <w:pPr>
+        <w:pStyle w:val="Heading2"/>
+      </w:pPr>
+      <w:r>
+        <w:t>二、要用了之後、跟 AI 一起調整的事情（先了解即可，不用現在填）</w:t>
+      </w:r>
+    </w:p>
+    <w:p>
+      <w:r>
+        <w:t>• 先貼一批真實訂單試跑，看 AI 彙整的大表、依區分類、各區通知信對不對。</w:t>
+      </w:r>
+    </w:p>
+    <w:p>
+      <w:r>
+        <w:t>• 檢查每封通知信是不是只放該區相關的訂單摘要，沒混到別區。</w:t>
+      </w:r>
+    </w:p>
+    <w:p>
+      <w:r>
+        <w:t>• 故意讓某筆訂單區別不明或金額缺，看 AI 有沒有標「待補」。</w:t>
+      </w:r>
+    </w:p>
+    <w:p>
+      <w:r>
+        <w:t>• 跟 AI 說「幫我直接寄給各區」，確認它會拒絕、提醒寄送要業務助理自己確認後操作。</w:t>
+      </w:r>
+    </w:p>
+    <w:p>
+      <w:r>
+        <w:t>• AI 出的大表＋通知信當初稿，由業務助理確認待補後，再存公用槽並寄送各區工助。</w:t>
       </w:r>
     </w:p>
     <w:p/>
@@ -170,8 +252,16 @@
       </w:r>
     </w:p>
     <w:p>
+      <w:pPr>
+        <w:pStyle w:val="Heading2"/>
+      </w:pPr>
       <w:r>
-        <w:t>1. 報價單號的編碼規則是什麼（區別/年月/流水號）？現有最新流水號在哪查（供續編）？</w:t>
+        <w:t>一、請您提供或確認的事情</w:t>
+      </w:r>
+    </w:p>
+    <w:p>
+      <w:r>
+        <w:t>1. 請提供報價單號的編碼規則（例如區別／年月／流水號），以及目前最新的流水號好接著編。</w:t>
       </w:r>
     </w:p>
     <w:p>
@@ -181,7 +271,7 @@
     </w:p>
     <w:p>
       <w:r>
-        <w:t>2. 報價單核對的重點欄位有哪些（小計、合計、料號、規格、單號查重）？</w:t>
+        <w:t>2. 請提供報價單核對的重點清單（哪些欄位要比對、哪些計算要檢查）。</w:t>
       </w:r>
     </w:p>
     <w:p>
@@ -191,7 +281,7 @@
     </w:p>
     <w:p>
       <w:r>
-        <w:t>3. 報價單的固定格式範本長怎樣？</w:t>
+        <w:t>3. 請提供報價單的固定格式範本，讓 AI 照著產出。</w:t>
       </w:r>
     </w:p>
     <w:p>
@@ -201,7 +291,7 @@
     </w:p>
     <w:p>
       <w:r>
-        <w:t>4. 各區工助的報價單通常是 Excel 還是 PDF？PDF 需要走兩階段判讀嗎？</w:t>
+        <w:t>4. 請提供一份各區工助 mail 來的報價單當範例（PDF 或內容皆可）。</w:t>
       </w:r>
     </w:p>
     <w:p>
@@ -211,7 +301,7 @@
     </w:p>
     <w:p>
       <w:r>
-        <w:t>5. 發現金額誤植或單號重複時，希望怎麼標示（錯誤/待補）？</w:t>
+        <w:t>5. 請確認哪些情況要標「錯誤／待補」（例如小計算錯、合計對不上、單號重複）。</w:t>
       </w:r>
     </w:p>
     <w:p>
@@ -221,12 +311,45 @@
     </w:p>
     <w:p>
       <w:r>
-        <w:t>6. 給號並核對後存公用槽，Agent 只出草稿由業務助理確認，這個定位可以嗎？</w:t>
+        <w:t>6. 請確認這份資料只給業務部材料銷售使用（含報價，商業敏感）。</w:t>
       </w:r>
     </w:p>
     <w:p>
       <w:r>
         <w:t>回答：</w:t>
+      </w:r>
+    </w:p>
+    <w:p>
+      <w:pPr>
+        <w:pStyle w:val="Heading2"/>
+      </w:pPr>
+      <w:r>
+        <w:t>二、要用了之後、跟 AI 一起調整的事情（先了解即可，不用現在填）</w:t>
+      </w:r>
+    </w:p>
+    <w:p>
+      <w:r>
+        <w:t>• 上傳 PDF 報價單時，讓 AI 先把品名、規格、單價、小計整理出來給你確認，再進下一步給號核對。</w:t>
+      </w:r>
+    </w:p>
+    <w:p>
+      <w:r>
+        <w:t>• 先用一份真實報價單試跑，看 AI 給的單號、核對出的錯誤對不對。</w:t>
+      </w:r>
+    </w:p>
+    <w:p>
+      <w:r>
+        <w:t>• 故意把某筆小計算錯，看 AI 有沒有抓出來並標「錯誤」。</w:t>
+      </w:r>
+    </w:p>
+    <w:p>
+      <w:r>
+        <w:t>• 跟 AI 說「合計湊整數就好」，確認它會拒絕、提醒要以單價 × 數量為準。</w:t>
+      </w:r>
+    </w:p>
+    <w:p>
+      <w:r>
+        <w:t>• AI 出的給號＋核對初稿，由業務助理確認錯誤與待補後，再存公用槽。</w:t>
       </w:r>
     </w:p>
     <w:p/>
